--- a/Laboratorios_Arduino_UNO/0. Laboratorio Led pin 13/Simulación Led pin 13.docx
+++ b/Laboratorios_Arduino_UNO/0. Laboratorio Led pin 13/Simulación Led pin 13.docx
@@ -7,6 +7,8 @@
         <w:jc w:val="center"/>
         <w:rPr>
           <w:rFonts w:ascii="Times New Roman" w:hAnsi="Times New Roman" w:cs="Times New Roman"/>
+          <w:b/>
+          <w:bCs/>
           <w:sz w:val="28"/>
           <w:szCs w:val="28"/>
           <w:lang w:val="es-ES"/>
@@ -15,6 +17,8 @@
       <w:r>
         <w:rPr>
           <w:rFonts w:ascii="Times New Roman" w:hAnsi="Times New Roman" w:cs="Times New Roman"/>
+          <w:b/>
+          <w:bCs/>
           <w:sz w:val="28"/>
           <w:szCs w:val="28"/>
           <w:lang w:val="es-ES"/>
@@ -22,20 +26,77 @@
         <w:t>Simulación Led pin 13</w:t>
       </w:r>
     </w:p>
+    <w:p>
+      <w:pPr>
+        <w:pStyle w:val="Sinespaciado"/>
+        <w:rPr>
+          <w:lang w:val="es-ES"/>
+        </w:rPr>
+      </w:pPr>
+    </w:p>
+    <w:p>
+      <w:pPr>
+        <w:pStyle w:val="Sinespaciado"/>
+        <w:rPr>
+          <w:lang w:val="es-ES"/>
+        </w:rPr>
+      </w:pPr>
+      <w:r>
+        <w:rPr>
+          <w:lang w:val="es-ES"/>
+        </w:rPr>
+        <w:t>Capítulo 2 - Primer programa e Instalación del IDE de Arduino</w:t>
+      </w:r>
+    </w:p>
+    <w:p>
+      <w:pPr>
+        <w:pStyle w:val="Sinespaciado"/>
+        <w:rPr>
+          <w:lang w:val="es-ES"/>
+        </w:rPr>
+      </w:pPr>
+      <w:hyperlink r:id="rId4" w:history="1">
+        <w:r>
+          <w:rPr>
+            <w:rStyle w:val="Hipervnculo"/>
+            <w:rFonts w:ascii="Times New Roman" w:hAnsi="Times New Roman" w:cs="Times New Roman"/>
+            <w:lang w:val="es-ES"/>
+          </w:rPr>
+          <w:t>https://www.youtube.com/watch?v=GUuWgk3dXd0&amp;list=PLkjnQ3NFTPnY1eNyLDGi547gkVui1vyn2&amp;index=2</w:t>
+        </w:r>
+      </w:hyperlink>
+    </w:p>
+    <w:p>
+      <w:pPr>
+        <w:pStyle w:val="Sinespaciado"/>
+        <w:rPr>
+          <w:lang w:val="es-ES"/>
+        </w:rPr>
+      </w:pPr>
+    </w:p>
     <w:tbl>
       <w:tblPr>
         <w:tblStyle w:val="Tablaconcuadrcula"/>
         <w:tblW w:w="0" w:type="auto"/>
+        <w:tblBorders>
+          <w:top w:val="single" w:sz="4" w:space="0" w:color="156082" w:themeColor="accent1"/>
+          <w:left w:val="single" w:sz="4" w:space="0" w:color="156082" w:themeColor="accent1"/>
+          <w:bottom w:val="single" w:sz="4" w:space="0" w:color="156082" w:themeColor="accent1"/>
+          <w:right w:val="single" w:sz="4" w:space="0" w:color="156082" w:themeColor="accent1"/>
+          <w:insideH w:val="single" w:sz="4" w:space="0" w:color="156082" w:themeColor="accent1"/>
+          <w:insideV w:val="single" w:sz="4" w:space="0" w:color="156082" w:themeColor="accent1"/>
+        </w:tblBorders>
+        <w:tblLayout w:type="fixed"/>
         <w:tblLook w:val="04A0" w:firstRow="1" w:lastRow="0" w:firstColumn="1" w:lastColumn="0" w:noHBand="0" w:noVBand="1"/>
       </w:tblPr>
       <w:tblGrid>
-        <w:gridCol w:w="2801"/>
-        <w:gridCol w:w="6027"/>
+        <w:gridCol w:w="2830"/>
+        <w:gridCol w:w="5998"/>
       </w:tblGrid>
       <w:tr>
         <w:tc>
           <w:tcPr>
-            <w:tcW w:w="2689" w:type="dxa"/>
+            <w:tcW w:w="2830" w:type="dxa"/>
             <w:vAlign w:val="center"/>
           </w:tcPr>
           <w:p>
@@ -64,7 +125,7 @@
                           <pic:cNvPicPr/>
                         </pic:nvPicPr>
                         <pic:blipFill>
-                          <a:blip r:embed="rId4"/>
+                          <a:blip r:embed="rId5"/>
                           <a:stretch>
                             <a:fillRect/>
                           </a:stretch>
@@ -88,22 +149,33 @@
         </w:tc>
         <w:tc>
           <w:tcPr>
-            <w:tcW w:w="6139" w:type="dxa"/>
+            <w:tcW w:w="5998" w:type="dxa"/>
             <w:vAlign w:val="center"/>
           </w:tcPr>
           <w:p>
             <w:pPr>
               <w:rPr>
+                <w:rFonts w:ascii="Times New Roman" w:hAnsi="Times New Roman" w:cs="Times New Roman"/>
                 <w:lang w:val="es-ES"/>
               </w:rPr>
             </w:pPr>
+            <w:hyperlink r:id="rId6" w:history="1">
+              <w:r>
+                <w:rPr>
+                  <w:rStyle w:val="Hipervnculo"/>
+                  <w:rFonts w:ascii="Times New Roman" w:hAnsi="Times New Roman" w:cs="Times New Roman"/>
+                  <w:lang w:val="es-ES"/>
+                </w:rPr>
+                <w:t>https://www.tinkercad.com/things/hT28Z5q8fss-capitulo-2-primer-programa-e-instalacion-del-ide-de-arduino/editel?returnTo=%2Fdashboard%2Fdesigns%2Fall&amp;sharecode=SOQzzE-0c3m-QrtxfjQqszknSdd_kPO9F6WCFkwwSX0</w:t>
+              </w:r>
+            </w:hyperlink>
           </w:p>
         </w:tc>
       </w:tr>
       <w:tr>
         <w:tc>
           <w:tcPr>
-            <w:tcW w:w="2689" w:type="dxa"/>
+            <w:tcW w:w="2830" w:type="dxa"/>
             <w:vAlign w:val="center"/>
           </w:tcPr>
           <w:p>
@@ -132,7 +204,7 @@
                           <pic:cNvPicPr/>
                         </pic:nvPicPr>
                         <pic:blipFill>
-                          <a:blip r:embed="rId5"/>
+                          <a:blip r:embed="rId7"/>
                           <a:stretch>
                             <a:fillRect/>
                           </a:stretch>
@@ -156,22 +228,49 @@
         </w:tc>
         <w:tc>
           <w:tcPr>
-            <w:tcW w:w="6139" w:type="dxa"/>
+            <w:tcW w:w="5998" w:type="dxa"/>
             <w:vAlign w:val="center"/>
           </w:tcPr>
           <w:p>
             <w:pPr>
               <w:rPr>
+                <w:rFonts w:ascii="Times New Roman" w:hAnsi="Times New Roman" w:cs="Times New Roman"/>
                 <w:lang w:val="es-ES"/>
               </w:rPr>
             </w:pPr>
+            <w:hyperlink r:id="rId8" w:history="1">
+              <w:r>
+                <w:rPr>
+                  <w:rStyle w:val="Hipervnculo"/>
+                  <w:rFonts w:ascii="Times New Roman" w:hAnsi="Times New Roman" w:cs="Times New Roman"/>
+                  <w:lang w:val="es-ES"/>
+                </w:rPr>
+                <w:t>https://velxio.dev/project/59bc744b-a2ff-4029-8bf1-3c8d92306</w:t>
+              </w:r>
+              <w:r>
+                <w:rPr>
+                  <w:rStyle w:val="Hipervnculo"/>
+                  <w:rFonts w:ascii="Times New Roman" w:hAnsi="Times New Roman" w:cs="Times New Roman"/>
+                  <w:lang w:val="es-ES"/>
+                </w:rPr>
+                <w:t>b</w:t>
+              </w:r>
+              <w:r>
+                <w:rPr>
+                  <w:rStyle w:val="Hipervnculo"/>
+                  <w:rFonts w:ascii="Times New Roman" w:hAnsi="Times New Roman" w:cs="Times New Roman"/>
+                  <w:lang w:val="es-ES"/>
+                </w:rPr>
+                <w:t>dd</w:t>
+              </w:r>
+            </w:hyperlink>
           </w:p>
         </w:tc>
       </w:tr>
       <w:tr>
         <w:tc>
           <w:tcPr>
-            <w:tcW w:w="2689" w:type="dxa"/>
+            <w:tcW w:w="2830" w:type="dxa"/>
             <w:vAlign w:val="center"/>
           </w:tcPr>
           <w:p>
@@ -200,7 +299,7 @@
                           <pic:cNvPicPr/>
                         </pic:nvPicPr>
                         <pic:blipFill>
-                          <a:blip r:embed="rId6"/>
+                          <a:blip r:embed="rId9"/>
                           <a:stretch>
                             <a:fillRect/>
                           </a:stretch>
@@ -224,15 +323,42 @@
         </w:tc>
         <w:tc>
           <w:tcPr>
-            <w:tcW w:w="6139" w:type="dxa"/>
+            <w:tcW w:w="5998" w:type="dxa"/>
             <w:vAlign w:val="center"/>
           </w:tcPr>
           <w:p>
             <w:pPr>
               <w:rPr>
+                <w:rFonts w:ascii="Times New Roman" w:hAnsi="Times New Roman" w:cs="Times New Roman"/>
                 <w:lang w:val="es-ES"/>
               </w:rPr>
             </w:pPr>
+            <w:hyperlink r:id="rId10" w:history="1">
+              <w:r>
+                <w:rPr>
+                  <w:rStyle w:val="Hipervnculo"/>
+                  <w:rFonts w:ascii="Times New Roman" w:hAnsi="Times New Roman" w:cs="Times New Roman"/>
+                  <w:lang w:val="es-ES"/>
+                </w:rPr>
+                <w:t>https://wokwi.</w:t>
+              </w:r>
+              <w:r>
+                <w:rPr>
+                  <w:rStyle w:val="Hipervnculo"/>
+                  <w:rFonts w:ascii="Times New Roman" w:hAnsi="Times New Roman" w:cs="Times New Roman"/>
+                  <w:lang w:val="es-ES"/>
+                </w:rPr>
+                <w:t>c</w:t>
+              </w:r>
+              <w:r>
+                <w:rPr>
+                  <w:rStyle w:val="Hipervnculo"/>
+                  <w:rFonts w:ascii="Times New Roman" w:hAnsi="Times New Roman" w:cs="Times New Roman"/>
+                  <w:lang w:val="es-ES"/>
+                </w:rPr>
+                <w:t>om/projects/472624729242035201</w:t>
+              </w:r>
+            </w:hyperlink>
           </w:p>
         </w:tc>
       </w:tr>
@@ -857,7 +983,6 @@
   <w:style w:type="character" w:default="1" w:styleId="Fuentedeprrafopredeter">
     <w:name w:val="Default Paragraph Font"/>
     <w:uiPriority w:val="1"/>
-    <w:semiHidden/>
     <w:unhideWhenUsed/>
   </w:style>
   <w:style w:type="table" w:default="1" w:styleId="Tablanormal">
@@ -1189,6 +1314,50 @@
         <w:insideV w:val="single" w:sz="4" w:space="0" w:color="auto"/>
       </w:tblBorders>
     </w:tblPr>
+  </w:style>
+  <w:style w:type="character" w:styleId="Hipervnculo">
+    <w:name w:val="Hyperlink"/>
+    <w:basedOn w:val="Fuentedeprrafopredeter"/>
+    <w:uiPriority w:val="99"/>
+    <w:unhideWhenUsed/>
+    <w:rsid w:val="00CB6DD0"/>
+    <w:rPr>
+      <w:color w:val="467886" w:themeColor="hyperlink"/>
+      <w:u w:val="single"/>
+    </w:rPr>
+  </w:style>
+  <w:style w:type="character" w:styleId="Mencinsinresolver">
+    <w:name w:val="Unresolved Mention"/>
+    <w:basedOn w:val="Fuentedeprrafopredeter"/>
+    <w:uiPriority w:val="99"/>
+    <w:semiHidden/>
+    <w:unhideWhenUsed/>
+    <w:rsid w:val="00CB6DD0"/>
+    <w:rPr>
+      <w:color w:val="605E5C"/>
+      <w:shd w:val="clear" w:color="auto" w:fill="E1DFDD"/>
+    </w:rPr>
+  </w:style>
+  <w:style w:type="character" w:styleId="Hipervnculovisitado">
+    <w:name w:val="FollowedHyperlink"/>
+    <w:basedOn w:val="Fuentedeprrafopredeter"/>
+    <w:uiPriority w:val="99"/>
+    <w:semiHidden/>
+    <w:unhideWhenUsed/>
+    <w:rsid w:val="00A12BCC"/>
+    <w:rPr>
+      <w:color w:val="96607D" w:themeColor="followedHyperlink"/>
+      <w:u w:val="single"/>
+    </w:rPr>
+  </w:style>
+  <w:style w:type="paragraph" w:styleId="Sinespaciado">
+    <w:name w:val="No Spacing"/>
+    <w:uiPriority w:val="1"/>
+    <w:qFormat/>
+    <w:rsid w:val="008E12B0"/>
+    <w:pPr>
+      <w:spacing w:after="0" w:line="240" w:lineRule="auto"/>
+    </w:pPr>
   </w:style>
 </w:styles>
 </file>

--- a/Laboratorios_Arduino_UNO/0. Laboratorio Led pin 13/Simulación Led pin 13.docx
+++ b/Laboratorios_Arduino_UNO/0. Laboratorio Led pin 13/Simulación Led pin 13.docx
@@ -363,6 +363,13 @@
         </w:tc>
       </w:tr>
     </w:tbl>
+    <w:p>
+      <w:pPr>
+        <w:rPr>
+          <w:lang w:val="es-ES"/>
+        </w:rPr>
+      </w:pPr>
+    </w:p>
     <w:p>
       <w:pPr>
         <w:rPr>
